--- a/daily-reports/2026-08-26/report.docx
+++ b/daily-reports/2026-08-26/report.docx
@@ -28,20 +28,20 @@
         <w:pStyle w:val="Heading2"/>
       </w:pPr>
       <w:r>
-        <w:t>1. MengTo/threeui  ⭐ 3,978</w:t>
+        <w:t>1. MengTo/threeui  ⭐ 3,981</w:t>
       </w:r>
     </w:p>
     <w:p>
       <w:r>
-        <w:t>语言：HTML ｜ Stars：3,978 ｜ Forks：392</w:t>
+        <w:t>语言：HTML ｜ Stars：3,981 ｜ Forks：392</w:t>
         <w:br/>
       </w:r>
       <w:r>
-        <w:t>这是什么：ThreeUI 是一个开源的社区组件库，里面有很多可以直接使用的交互式组件，并且提供了完整的源代码。你可以把它想象成一个装满现成积木的盒子，需要什么功能就拿什么积木来拼。</w:t>
+        <w:t>这是什么：ThreeUI 是一个开源的 UI 组件库，提供可交互的组件和完整的源代码，方便开发者快速构建网页界面。</w:t>
         <w:br/>
       </w:r>
       <w:r>
-        <w:t>能用来做什么：你可以用它来快速搭建网页界面，比如按钮、弹窗、导航栏等，省去从零开始写代码的麻烦。</w:t>
+        <w:t>能用来做什么：你可以用它来快速搭建网站或应用的前端界面，直接使用现成的组件，节省开发时间。</w:t>
         <w:br/>
       </w:r>
       <w:r>
@@ -49,7 +49,7 @@
         <w:br/>
       </w:r>
       <w:r>
-        <w:t>对新手有什么帮助：对于新手来说，这是一个很好的学习资源，你可以通过查看和修改这些组件的源代码，来理解网页是如何构建的。</w:t>
+        <w:t>对新手有什么帮助：适合想学习前端开发的新手，通过查看组件源码和交互效果，可以直观理解 UI 组件的实现方式。</w:t>
         <w:br/>
       </w:r>
       <w:r>
@@ -66,23 +66,23 @@
     </w:p>
     <w:p>
       <w:r>
-        <w:t>语言：TypeScript ｜ Stars：2,598 ｜ Forks：2,900</w:t>
+        <w:t>语言：TypeScript ｜ Stars：2,598 ｜ Forks：2,903</w:t>
         <w:br/>
       </w:r>
       <w:r>
-        <w:t>这是什么：这是一个非官方的 Grok Bot 0.18.0 的源代码重建和扩展版本，专门为 macOS 系统设计。简单说，就是有人把原来的程序重新整理了一下，还加了一些新功能。</w:t>
+        <w:t>这是什么：这是一个对 Grok Bot 0.18.0 的非官方重构和扩展版本，专为 macOS 设计，提供源代码。</w:t>
         <w:br/>
       </w:r>
       <w:r>
-        <w:t>能用来做什么：你可以用它来运行或研究 Grok Bot，比如在 macOS 上使用它的聊天功能，或者学习它的代码结构。</w:t>
+        <w:t>能用来做什么：你可以用它来运行或研究 Grok Bot 的功能，或者基于此代码进行二次开发。</w:t>
         <w:br/>
       </w:r>
       <w:r>
-        <w:t>适用领域：人工智能、聊天机器人、macOS 开发</w:t>
+        <w:t>适用领域：聊天机器人、人工智能、软件开发</w:t>
         <w:br/>
       </w:r>
       <w:r>
-        <w:t>对新手有什么帮助：如果你对聊天机器人感兴趣，这个项目可以让你看到它的内部实现，适合用来学习编程和 AI 知识。</w:t>
+        <w:t>对新手有什么帮助：对于想了解聊天机器人工作原理的新手，通过阅读和运行这个项目，可以学习到相关技术。</w:t>
         <w:br/>
       </w:r>
       <w:r>
@@ -94,28 +94,28 @@
         <w:pStyle w:val="Heading2"/>
       </w:pPr>
       <w:r>
-        <w:t>3. tobi/walgit  ⭐ 1,611</w:t>
+        <w:t>3. tobi/walgit  ⭐ 1,612</w:t>
       </w:r>
     </w:p>
     <w:p>
       <w:r>
-        <w:t>语言：Rust ｜ Stars：1,611 ｜ Forks：87</w:t>
+        <w:t>语言：Rust ｜ Stars：1,612 ｜ Forks：87</w:t>
         <w:br/>
       </w:r>
       <w:r>
-        <w:t>这是什么：Walgit 是一个用 Rust 编写的工具，但具体功能描述为空，所以这里无法详细介绍。不过从名字猜测，它可能和 Git 有关，因为 'wal' 可能指 'WAL'（预写日志），而 'git' 就是版本控制。</w:t>
+        <w:t>这是什么：Walgit 是一个用 Rust 编写的工具，具体功能未在描述中明确，但可能涉及 Git 相关操作。</w:t>
         <w:br/>
       </w:r>
       <w:r>
-        <w:t>能用来做什么：由于描述缺失，无法确定具体用途，但可能用于 Git 仓库的日志管理或性能优化。</w:t>
+        <w:t>能用来做什么：由于描述不完整，建议查看项目文档或源代码来了解具体用途。</w:t>
         <w:br/>
       </w:r>
       <w:r>
-        <w:t>适用领域：版本控制、软件开发</w:t>
+        <w:t>适用领域：版本控制、开发工具</w:t>
         <w:br/>
       </w:r>
       <w:r>
-        <w:t>对新手有什么帮助：对于新手，这个项目可能不太适合入门，因为信息不完整，建议先学习其他更完整的项目。</w:t>
+        <w:t>对新手有什么帮助：对于想学习 Rust 或 Git 内部机制的新手，这个项目可能提供有价值的参考。</w:t>
         <w:br/>
       </w:r>
       <w:r>
@@ -136,19 +136,19 @@
         <w:br/>
       </w:r>
       <w:r>
-        <w:t>这是什么：这是一个为 x64dbg 调试器开发的插件，它让调试器可以通过 HTTP 接口与 AI 助手通信。你可以把它想象成给调试器装了一个遥控器，AI 助手可以通过这个遥控器来控制调试器。</w:t>
+        <w:t>这是什么：x64dbg-MCP Server 是一个为 x64dbg 调试器开发的插件，它通过 HTTP 暴露调试器的全部功能，让 AI 助手可以控制调试器进行断点设置、单步执行、内存读取等操作。</w:t>
         <w:br/>
       </w:r>
       <w:r>
-        <w:t>能用来做什么：你可以用它来让 AI 帮你调试程序，比如设置断点、单步执行、查看内存和寄存器等，非常适合自动化调试。</w:t>
+        <w:t>能用来做什么：你可以用它来让 AI 助手辅助调试程序，或者通过编程方式自动化调试任务。</w:t>
         <w:br/>
       </w:r>
       <w:r>
-        <w:t>适用领域：软件调试、逆向工程、人工智能辅助开发</w:t>
+        <w:t>适用领域：软件调试、逆向工程、安全研究</w:t>
         <w:br/>
       </w:r>
       <w:r>
-        <w:t>对新手有什么帮助：对于新手，这个项目展示了如何将 AI 与开发工具结合，但需要一定的编程基础，建议先学习基础调试知识。</w:t>
+        <w:t>对新手有什么帮助：对于想学习调试技术的新手，这个项目展示了如何将调试器与 AI 结合，但需要一定的编程基础。</w:t>
         <w:br/>
       </w:r>
       <w:r>
@@ -169,11 +169,11 @@
         <w:br/>
       </w:r>
       <w:r>
-        <w:t>这是什么：这是一个用于生成 AI 主持人视频的工具，它可以根据脚本和一张授权的主持人照片，自动生成一个由 AI 主持的视频。你可以把它想象成一个虚拟主播，只要给它文字和照片，它就能帮你念出来。</w:t>
+        <w:t>这是什么：这是一个 Codex Skill，用于根据脚本和授权的主持人图片生成 AI 主持人视频，且不依赖特定供应商。</w:t>
         <w:br/>
       </w:r>
       <w:r>
-        <w:t>能用来做什么：你可以用它来制作教学视频、产品介绍、新闻播报等，只需提供脚本和一张照片，就能快速生成视频。</w:t>
+        <w:t>能用来做什么：你可以用它来快速创建带有 AI 主持人的视频，例如用于教学、营销或演示。</w:t>
         <w:br/>
       </w:r>
       <w:r>
@@ -181,7 +181,7 @@
         <w:br/>
       </w:r>
       <w:r>
-        <w:t>对新手有什么帮助：对于新手，这个工具非常友好，不需要复杂的视频编辑技能，就能制作出专业的视频，适合内容创作者使用。</w:t>
+        <w:t>对新手有什么帮助：对于想制作视频但缺乏设备或技术的新手，这个工具可以简化流程，但需要了解基本的视频生成概念。</w:t>
         <w:br/>
       </w:r>
       <w:r>
@@ -220,7 +220,7 @@
       </w:r>
       <w:r>
         <w:br/>
-        <w:t>摘要：OpenAI 恢复了 ChatGPT Plus 用户的 Codex 和 Work 限制，允许在 5 小时内使用，这影响了开发者的工作流程，值得关注。</w:t>
+        <w:t>摘要：OpenAI 宣布恢复 ChatGPT Plus 用户的 Codex 和 Work 功能限制，此前因需求激增而临时调整，现重新开放。</w:t>
       </w:r>
     </w:p>
     <w:p>
@@ -239,7 +239,7 @@
       </w:r>
       <w:r>
         <w:br/>
-        <w:t>摘要：文章讨论了 Basecamp 对 Hey.com 的批评，涉及软件行业中的竞争和道德问题，引发了对商业实践的思考。</w:t>
+        <w:t>摘要：一篇关于 Hey.com 的批评文章，讨论其设计或商业模式的问题，引发对邮件服务创新的思考。</w:t>
       </w:r>
     </w:p>
     <w:p>
@@ -263,7 +263,7 @@
       </w:r>
       <w:r>
         <w:br/>
-        <w:t>摘要：该研究提出了一种递归经验工作记忆进化方法，用于增强长期任务中的智能体性能，对 AI 规划领域有潜在影响。</w:t>
+        <w:t>摘要：提出一种递归经验工作记忆进化方法，用于提升长期任务中智能体的性能，来自 arXiv 论文。</w:t>
       </w:r>
     </w:p>
     <w:p>
@@ -287,7 +287,7 @@
       </w:r>
       <w:r>
         <w:br/>
-        <w:t>摘要：范式联合优必选等多家机器人公司发布了 PhanthyMotus 新计划，旨在推动开源到共建的转变，促进具身智能发展。</w:t>
+        <w:t>摘要：范式联合优必选等多家机器人公司发布 PhanthyMotus 新计划，推动开源与产业共建，加速具身智能发展。</w:t>
       </w:r>
     </w:p>
     <w:p>
@@ -311,7 +311,7 @@
       </w:r>
       <w:r>
         <w:br/>
-        <w:t>摘要：Anthropic 的新模型 Fable 5 在测试中表现意外，可能引发对模型能力和基准的讨论，值得关注。</w:t>
+        <w:t>摘要：Anthropic 新模型 Fable 5 在测试中表现意外，引发关注，可能影响 AI 竞争格局。</w:t>
       </w:r>
     </w:p>
     <w:sectPr>
